--- a/other/外部约束.docx
+++ b/other/外部约束.docx
@@ -24,7 +24,21 @@
         <w:rPr>
           <w:rFonts w:hint="eastAsia"/>
         </w:rPr>
-        <w:t>创建问题复现工单</w:t>
+        <w:t>创建问题</w:t>
+      </w:r>
+      <w:proofErr w:type="gramStart"/>
+      <w:r>
+        <w:rPr>
+          <w:rFonts w:hint="eastAsia"/>
+        </w:rPr>
+        <w:t>复现工</w:t>
+      </w:r>
+      <w:proofErr w:type="gramEnd"/>
+      <w:r>
+        <w:rPr>
+          <w:rFonts w:hint="eastAsia"/>
+        </w:rPr>
+        <w:t>单</w:t>
       </w:r>
       <w:r>
         <w:rPr>
@@ -55,14 +69,22 @@
         <w:rPr>
           <w:rFonts w:hint="eastAsia"/>
         </w:rPr>
-        <w:t>UserDAO模块里的</w:t>
-      </w:r>
+        <w:t>用户</w:t>
+      </w:r>
+      <w:r>
+        <w:rPr>
+          <w:rFonts w:hint="eastAsia"/>
+        </w:rPr>
+        <w:t>模块里的</w:t>
+      </w:r>
+      <w:proofErr w:type="spellStart"/>
       <w:r>
         <w:rPr>
           <w:rFonts w:hint="eastAsia"/>
         </w:rPr>
         <w:t>getUserOrder</w:t>
       </w:r>
+      <w:proofErr w:type="spellEnd"/>
       <w:r>
         <w:rPr>
           <w:rFonts w:hint="eastAsia"/>
@@ -74,6 +96,242 @@
           <w:rFonts w:hint="eastAsia"/>
         </w:rPr>
         <w:t>返回空vector表示查询成功，vector里有一个空指针表示查询失败</w:t>
+      </w:r>
+    </w:p>
+    <w:p>
+      <w:pPr>
+        <w:rPr>
+          <w:rFonts w:hint="eastAsia"/>
+        </w:rPr>
+      </w:pPr>
+      <w:r>
+        <w:rPr>
+          <w:rFonts w:hint="eastAsia"/>
+        </w:rPr>
+        <w:t>3、Ticket模块里的</w:t>
+      </w:r>
+      <w:proofErr w:type="spellStart"/>
+      <w:r>
+        <w:t>ticketList</w:t>
+      </w:r>
+      <w:proofErr w:type="spellEnd"/>
+      <w:r>
+        <w:rPr>
+          <w:rFonts w:hint="eastAsia"/>
+        </w:rPr>
+        <w:t>和</w:t>
+      </w:r>
+      <w:proofErr w:type="spellStart"/>
+      <w:r>
+        <w:rPr>
+          <w:rFonts w:hint="eastAsia"/>
+        </w:rPr>
+        <w:t>selectOrderByCondition</w:t>
+      </w:r>
+      <w:proofErr w:type="spellEnd"/>
+      <w:r>
+        <w:rPr>
+          <w:rFonts w:hint="eastAsia"/>
+        </w:rPr>
+        <w:t>方法的</w:t>
+      </w:r>
+      <w:proofErr w:type="gramStart"/>
+      <w:r>
+        <w:rPr>
+          <w:rFonts w:hint="eastAsia"/>
+        </w:rPr>
+        <w:t>规则跟</w:t>
+      </w:r>
+      <w:proofErr w:type="gramEnd"/>
+      <w:r>
+        <w:rPr>
+          <w:rFonts w:hint="eastAsia"/>
+        </w:rPr>
+        <w:t>第二条一样</w:t>
+      </w:r>
+    </w:p>
+    <w:p>
+      <w:pPr>
+        <w:rPr>
+          <w:rFonts w:hint="eastAsia"/>
+        </w:rPr>
+      </w:pPr>
+      <w:r>
+        <w:rPr>
+          <w:rFonts w:hint="eastAsia"/>
+        </w:rPr>
+        <w:t>4、在工单模块里，分页查询中如果</w:t>
+      </w:r>
+      <w:proofErr w:type="spellStart"/>
+      <w:r>
+        <w:rPr>
+          <w:rFonts w:hint="eastAsia"/>
+        </w:rPr>
+        <w:t>distributorId</w:t>
+      </w:r>
+      <w:proofErr w:type="spellEnd"/>
+      <w:r>
+        <w:rPr>
+          <w:rFonts w:hint="eastAsia"/>
+        </w:rPr>
+        <w:t>为空返回的是-1，执行人为空返回的也是-1</w:t>
+      </w:r>
+      <w:r>
+        <w:rPr>
+          <w:rFonts w:hint="eastAsia"/>
+        </w:rPr>
+        <w:t>。</w:t>
+      </w:r>
+    </w:p>
+    <w:p>
+      <w:pPr>
+        <w:rPr>
+          <w:rFonts w:hint="eastAsia"/>
+        </w:rPr>
+      </w:pPr>
+      <w:r>
+        <w:rPr>
+          <w:rFonts w:hint="eastAsia"/>
+        </w:rPr>
+        <w:t>5、工单流转时传入的结构体执行人数组中，第一个是当前用户id，第二个是流转给的那个人的用户id。流转原因放在原因数组中的第一个位置。上述字段都不能为空。</w:t>
+      </w:r>
+      <w:r>
+        <w:rPr>
+          <w:rFonts w:hint="eastAsia"/>
+        </w:rPr>
+        <w:t>还需要传入工单id。</w:t>
+      </w:r>
+      <w:r>
+        <w:rPr>
+          <w:rFonts w:hint="eastAsia"/>
+        </w:rPr>
+        <w:t>示例：</w:t>
+      </w:r>
+    </w:p>
+    <w:p>
+      <w:pPr>
+        <w:rPr>
+          <w:rFonts w:hint="eastAsia"/>
+        </w:rPr>
+      </w:pPr>
+      <w:r>
+        <w:rPr>
+          <w:noProof/>
+        </w:rPr>
+        <w:drawing>
+          <wp:inline distT="0" distB="0" distL="0" distR="0" wp14:anchorId="2001E8EF" wp14:editId="2AA829BE">
+            <wp:extent cx="5274310" cy="2342515"/>
+            <wp:effectExtent l="0" t="0" r="2540" b="635"/>
+            <wp:docPr id="1560703616" name="图片 1"/>
+            <wp:cNvGraphicFramePr>
+              <a:graphicFrameLocks xmlns:a="http://schemas.openxmlformats.org/drawingml/2006/main" noChangeAspect="1"/>
+            </wp:cNvGraphicFramePr>
+            <a:graphic xmlns:a="http://schemas.openxmlformats.org/drawingml/2006/main">
+              <a:graphicData uri="http://schemas.openxmlformats.org/drawingml/2006/picture">
+                <pic:pic xmlns:pic="http://schemas.openxmlformats.org/drawingml/2006/picture">
+                  <pic:nvPicPr>
+                    <pic:cNvPr id="1560703616" name=""/>
+                    <pic:cNvPicPr/>
+                  </pic:nvPicPr>
+                  <pic:blipFill>
+                    <a:blip r:embed="rId6"/>
+                    <a:stretch>
+                      <a:fillRect/>
+                    </a:stretch>
+                  </pic:blipFill>
+                  <pic:spPr>
+                    <a:xfrm>
+                      <a:off x="0" y="0"/>
+                      <a:ext cx="5274310" cy="2342515"/>
+                    </a:xfrm>
+                    <a:prstGeom prst="rect">
+                      <a:avLst/>
+                    </a:prstGeom>
+                  </pic:spPr>
+                </pic:pic>
+              </a:graphicData>
+            </a:graphic>
+          </wp:inline>
+        </w:drawing>
+      </w:r>
+    </w:p>
+    <w:p>
+      <w:pPr>
+        <w:rPr>
+          <w:rFonts w:hint="eastAsia"/>
+        </w:rPr>
+      </w:pPr>
+      <w:r>
+        <w:rPr>
+          <w:rFonts w:hint="eastAsia"/>
+        </w:rPr>
+        <w:t>6、流转信息使用倒序返回，没有信息使用空字符串表示。三个数组的大小一致，数组中的第一个人是最终完成人，原因是上一个人流转给这个人的原因。</w:t>
+      </w:r>
+      <w:r>
+        <w:rPr>
+          <w:rFonts w:hint="eastAsia"/>
+        </w:rPr>
+        <w:t>返回id为-1代表查询失败</w:t>
+      </w:r>
+    </w:p>
+    <w:p>
+      <w:pPr>
+        <w:rPr>
+          <w:rFonts w:hint="eastAsia"/>
+        </w:rPr>
+      </w:pPr>
+      <w:r>
+        <w:rPr>
+          <w:rFonts w:hint="eastAsia"/>
+        </w:rPr>
+        <w:t>7、根据条件筛选需要封装一个map作为传参，map的键跟数据表的字段对应，map的值代表具体的值。</w:t>
+      </w:r>
+    </w:p>
+    <w:p>
+      <w:pPr>
+        <w:rPr>
+          <w:rFonts w:hint="eastAsia"/>
+        </w:rPr>
+      </w:pPr>
+      <w:r>
+        <w:rPr>
+          <w:noProof/>
+        </w:rPr>
+        <w:drawing>
+          <wp:inline distT="0" distB="0" distL="0" distR="0" wp14:anchorId="5285828A" wp14:editId="3EF5065B">
+            <wp:extent cx="5274310" cy="2795270"/>
+            <wp:effectExtent l="0" t="0" r="2540" b="5080"/>
+            <wp:docPr id="2107710304" name="图片 1"/>
+            <wp:cNvGraphicFramePr>
+              <a:graphicFrameLocks xmlns:a="http://schemas.openxmlformats.org/drawingml/2006/main" noChangeAspect="1"/>
+            </wp:cNvGraphicFramePr>
+            <a:graphic xmlns:a="http://schemas.openxmlformats.org/drawingml/2006/main">
+              <a:graphicData uri="http://schemas.openxmlformats.org/drawingml/2006/picture">
+                <pic:pic xmlns:pic="http://schemas.openxmlformats.org/drawingml/2006/picture">
+                  <pic:nvPicPr>
+                    <pic:cNvPr id="2107710304" name=""/>
+                    <pic:cNvPicPr/>
+                  </pic:nvPicPr>
+                  <pic:blipFill>
+                    <a:blip r:embed="rId7"/>
+                    <a:stretch>
+                      <a:fillRect/>
+                    </a:stretch>
+                  </pic:blipFill>
+                  <pic:spPr>
+                    <a:xfrm>
+                      <a:off x="0" y="0"/>
+                      <a:ext cx="5274310" cy="2795270"/>
+                    </a:xfrm>
+                    <a:prstGeom prst="rect">
+                      <a:avLst/>
+                    </a:prstGeom>
+                  </pic:spPr>
+                </pic:pic>
+              </a:graphicData>
+            </a:graphic>
+          </wp:inline>
+        </w:drawing>
       </w:r>
     </w:p>
     <w:sectPr>
